--- a/app/bin/main/Surname_SessionNumber_IBCS_IA/IA_Solution_zip/Documentation/Appendix.docx
+++ b/app/bin/main/Surname_SessionNumber_IBCS_IA/IA_Solution_zip/Documentation/Appendix.docx
@@ -30,7 +30,13 @@
         <w:t xml:space="preserve">Student: Hi, my name is </w:t>
       </w:r>
       <w:r>
-        <w:t xml:space="preserve">Ibrahim </w:t>
+        <w:t>Ibrahim</w:t>
+      </w:r>
+      <w:r>
+        <w:t>, I’m Abdirahman's</w:t>
+      </w:r>
+      <w:r>
+        <w:t xml:space="preserve"> </w:t>
       </w:r>
       <w:r>
         <w:t xml:space="preserve">and I'm a computer science student. I'm currently working on a project that aims to solve a problem. Do you have any problems that I could potentially solve? </w:t>
@@ -44,38 +50,53 @@
         <w:t>Hey Ibrahim</w:t>
       </w:r>
       <w:r>
-        <w:t xml:space="preserve">.  </w:t>
+        <w:t>.</w:t>
+      </w:r>
+      <w:r>
+        <w:t xml:space="preserve"> </w:t>
       </w:r>
       <w:r>
         <w:t>I have</w:t>
       </w:r>
       <w:r>
-        <w:t xml:space="preserve"> ADHD, and it's hard for me to keep track of things that happen throughout the day. Sometimes I forget important tasks that I need to do. </w:t>
-      </w:r>
-      <w:r>
-        <w:t xml:space="preserve"> A </w:t>
-      </w:r>
-      <w:r>
-        <w:t xml:space="preserve">reminder system that </w:t>
-      </w:r>
-      <w:r>
-        <w:t>helps me achieve tasks throughout the day would be useful, is that something you can create?</w:t>
+        <w:t xml:space="preserve"> ADHD, and it's hard for me to keep track of things that happen throughout the day. Sometimes I forget important tasks that I need to do</w:t>
       </w:r>
     </w:p>
     <w:p>
       <w:r>
-        <w:t xml:space="preserve">Student: Yes, it is </w:t>
-      </w:r>
-      <w:r>
-        <w:t>possible</w:t>
-      </w:r>
-      <w:r>
-        <w:t xml:space="preserve">. Can you tell me more about what kind of system you're thinking of? </w:t>
+        <w:t>Student</w:t>
+      </w:r>
+      <w:r>
+        <w:t>:</w:t>
+      </w:r>
+      <w:r>
+        <w:t xml:space="preserve"> Would</w:t>
+      </w:r>
+      <w:r>
+        <w:t xml:space="preserve"> </w:t>
+      </w:r>
+      <w:r>
+        <w:t>a</w:t>
+      </w:r>
+      <w:r>
+        <w:t xml:space="preserve"> </w:t>
+      </w:r>
+      <w:r>
+        <w:t xml:space="preserve">reminder system that </w:t>
+      </w:r>
+      <w:r>
+        <w:t>notifies you throughout the day be helpful?</w:t>
       </w:r>
     </w:p>
     <w:p>
       <w:r>
-        <w:t xml:space="preserve">Client: Well, something that can remind me of important tasks throughout the day would be helpful. Maybe it could be something that sends me notifications on my phone or computer. </w:t>
+        <w:t xml:space="preserve">Client: </w:t>
+      </w:r>
+      <w:r>
+        <w:t>yeah</w:t>
+      </w:r>
+      <w:r>
+        <w:t xml:space="preserve"> something that can remind me of important tasks throughout the day would be helpful. Maybe it could be something that sends me notifications on my phone or computer. </w:t>
       </w:r>
     </w:p>
     <w:p>
@@ -150,13 +171,7 @@
     </w:p>
     <w:p>
       <w:r>
-        <w:t xml:space="preserve">Client: That would be </w:t>
-      </w:r>
-      <w:r>
-        <w:t>helpful</w:t>
-      </w:r>
-      <w:r>
-        <w:t>. And can I interact with the reminder system through text messages?</w:t>
+        <w:t>Client: That would be helpful. And can I interact with the reminder system through text messages?</w:t>
       </w:r>
     </w:p>
     <w:p>
@@ -182,7 +197,13 @@
     </w:p>
     <w:p>
       <w:r>
-        <w:t>Student: It's my pleasure. I'll keep you updated on the progress of the project, and let you know when the reminder system is ready for use.</w:t>
+        <w:t xml:space="preserve">Student: </w:t>
+      </w:r>
+      <w:r>
+        <w:t>M</w:t>
+      </w:r>
+      <w:r>
+        <w:t>y pleasure. I'll keep you updated on the progress of the project, and let you know when the reminder system is ready for use.</w:t>
       </w:r>
     </w:p>
     <w:p/>
@@ -200,10 +221,51 @@
         <w:t xml:space="preserve"> meeting]</w:t>
       </w:r>
       <w:r>
-        <w:t>:</w:t>
+        <w:t xml:space="preserve"> :</w:t>
       </w:r>
     </w:p>
-    <w:p/>
+    <w:p>
+      <w:r>
+        <w:t xml:space="preserve">Student: </w:t>
+      </w:r>
+      <w:r>
+        <w:t>I have come close to completing the program may you take and look and provide feedback?</w:t>
+      </w:r>
+    </w:p>
+    <w:p>
+      <w:r>
+        <w:t>Client: Sure.</w:t>
+      </w:r>
+    </w:p>
+    <w:p>
+      <w:r>
+        <w:t>Student: great I will send you a folder to download and run “</w:t>
+      </w:r>
+      <w:r>
+        <w:t>Gradle</w:t>
+      </w:r>
+      <w:r>
+        <w:t xml:space="preserve"> run” within the root folder</w:t>
+      </w:r>
+    </w:p>
+    <w:p>
+      <w:r>
+        <w:t>(1 hour of trying to explain how to download and run it)</w:t>
+      </w:r>
+    </w:p>
+    <w:p>
+      <w:r>
+        <w:t>Client: The view of all the reminders is good, much better than writing it repeatedly on my planner. When I Accidently closed it, I had to put everything back in, why?</w:t>
+      </w:r>
+    </w:p>
+    <w:p>
+      <w:r>
+        <w:t xml:space="preserve">Student: Unfortunately, I don’t have </w:t>
+      </w:r>
+      <w:r>
+        <w:t>storage or memory system therefore to keep your reminders long term, you have to run the program in the background.</w:t>
+      </w:r>
+    </w:p>
     <w:p/>
     <w:p/>
     <w:p/>
@@ -2938,6 +3000,7 @@
     <w:lsdException w:name="Strong" w:uiPriority="22" w:qFormat="1"/>
     <w:lsdException w:name="Emphasis" w:uiPriority="20" w:qFormat="1"/>
     <w:lsdException w:name="HTML Typewriter" w:semiHidden="1" w:unhideWhenUsed="1"/>
+    <w:lsdException w:name="Normal Table" w:semiHidden="1" w:unhideWhenUsed="1"/>
     <w:lsdException w:name="Outline List 2" w:semiHidden="1" w:unhideWhenUsed="1"/>
     <w:lsdException w:name="Outline List 3" w:semiHidden="1" w:unhideWhenUsed="1"/>
     <w:lsdException w:name="Table Simple 1" w:semiHidden="1" w:unhideWhenUsed="1"/>
@@ -2980,9 +3043,11 @@
     <w:lsdException w:name="Table Subtle 1" w:semiHidden="1" w:unhideWhenUsed="1"/>
     <w:lsdException w:name="Table Subtle 2" w:semiHidden="1" w:unhideWhenUsed="1"/>
     <w:lsdException w:name="Table Web 1" w:semiHidden="1" w:unhideWhenUsed="1"/>
+    <w:lsdException w:name="Table Web 2" w:semiHidden="1" w:unhideWhenUsed="1"/>
     <w:lsdException w:name="Table Web 3" w:semiHidden="1" w:unhideWhenUsed="1"/>
     <w:lsdException w:name="Balloon Text" w:semiHidden="1" w:unhideWhenUsed="1"/>
     <w:lsdException w:name="Table Grid" w:uiPriority="59"/>
+    <w:lsdException w:name="Table Theme" w:semiHidden="1" w:unhideWhenUsed="1"/>
     <w:lsdException w:name="Placeholder Text" w:semiHidden="1"/>
     <w:lsdException w:name="No Spacing" w:uiPriority="1" w:qFormat="1"/>
     <w:lsdException w:name="Light Shading" w:uiPriority="60"/>
